--- a/word_reports/LP_0219_위치_227_Linda Ronstadt_Simple Dre.docx
+++ b/word_reports/LP_0219_위치_227_Linda Ronstadt_Simple Dre.docx
@@ -4,7 +4,7 @@
   <w:body>
     <w:p>
       <w:pPr>
-        <w:spacing w:after="280"/>
+        <w:spacing w:after="80"/>
       </w:pPr>
       <w:r>
         <w:rPr w:rFonts="맑은 고딕">
@@ -13,94 +13,47 @@
           <w:color w:val="1E3A8A"/>
           <w:sz w:val="30"/>
         </w:rPr>
-        <w:t>[227] Linda Ronstadt - Simple Dreams</w:t>
+        <w:t>Linda Ronstadt (린다 론스태트) - Simple Dreams</w:t>
       </w:r>
     </w:p>
     <w:p>
       <w:pPr>
-        <w:spacing w:after="320"/>
+        <w:spacing w:after="240"/>
       </w:pPr>
       <w:r>
         <w:rPr w:rFonts="맑은 고딕">
           <w:rFonts w:ascii="맑은 고딕" w:hAnsi="맑은 고딕" w:eastAsia="맑은 고딕"/>
           <w:b/>
-          <w:sz w:val="20"/>
+          <w:color w:val="4B5563"/>
+          <w:sz w:val="22"/>
         </w:rPr>
-        <w:t>■ 위치 : 227</w:t>
-        <w:br/>
-      </w:r>
-      <w:r>
-        <w:rPr w:rFonts="맑은 고딕">
-          <w:rFonts w:ascii="맑은 고딕" w:hAnsi="맑은 고딕" w:eastAsia="맑은 고딕"/>
-          <w:b/>
-          <w:sz w:val="20"/>
-        </w:rPr>
-        <w:t>■ 아티스트 : Linda Ronstadt</w:t>
-        <w:br/>
-      </w:r>
-      <w:r>
-        <w:rPr w:rFonts="맑은 고딕">
-          <w:rFonts w:ascii="맑은 고딕" w:hAnsi="맑은 고딕" w:eastAsia="맑은 고딕"/>
-          <w:b/>
-          <w:sz w:val="20"/>
-        </w:rPr>
-        <w:t>■ 앨범명 : Simple Dreams</w:t>
-        <w:br/>
-      </w:r>
-      <w:r>
-        <w:rPr w:rFonts="맑은 고딕">
-          <w:rFonts w:ascii="맑은 고딕" w:hAnsi="맑은 고딕" w:eastAsia="맑은 고딕"/>
-          <w:b w:val="0"/>
-          <w:sz w:val="20"/>
-        </w:rPr>
-        <w:t>■ 음반 레이블 : Asylum Records</w:t>
-        <w:br/>
-      </w:r>
-      <w:r>
-        <w:rPr w:rFonts="맑은 고딕">
-          <w:rFonts w:ascii="맑은 고딕" w:hAnsi="맑은 고딕" w:eastAsia="맑은 고딕"/>
-          <w:b w:val="0"/>
-          <w:sz w:val="20"/>
-        </w:rPr>
-        <w:t>■ 발매년도 : 1977</w:t>
-        <w:br/>
-      </w:r>
-      <w:r>
-        <w:rPr w:rFonts="맑은 고딕">
-          <w:rFonts w:ascii="맑은 고딕" w:hAnsi="맑은 고딕" w:eastAsia="맑은 고딕"/>
-          <w:b w:val="0"/>
-          <w:sz w:val="20"/>
-        </w:rPr>
-        <w:t>■ 장르 : 컨트리 록, 팝 록, 소프트 록</w:t>
-        <w:br/>
-      </w:r>
-      <w:r>
-        <w:rPr w:rFonts="맑은 고딕">
-          <w:rFonts w:ascii="맑은 고딕" w:hAnsi="맑은 고딕" w:eastAsia="맑은 고딕"/>
-          <w:b w:val="0"/>
-          <w:sz w:val="20"/>
-        </w:rPr>
-        <w:t>■ 주요 수록곡 : 1. It's So Easy</w:t>
-        <w:br/>
+        <w:t>위치 :  227</w:t>
       </w:r>
     </w:p>
     <w:p>
       <w:pPr>
-        <w:spacing w:after="160"/>
+        <w:spacing w:line="324" w:lineRule="auto" w:before="80" w:after="160"/>
       </w:pPr>
       <w:r>
         <w:rPr w:rFonts="맑은 고딕">
           <w:rFonts w:ascii="맑은 고딕" w:hAnsi="맑은 고딕" w:eastAsia="맑은 고딕"/>
           <w:b/>
           <w:color w:val="1F2937"/>
-          <w:sz w:val="24"/>
+          <w:sz w:val="22"/>
         </w:rPr>
-        <w:t>■ 음반 해설 및 감상 가이드</w:t>
+        <w:t xml:space="preserve">[음반 소개] </w:t>
+      </w:r>
+      <w:r>
+        <w:rPr w:rFonts="맑은 고딕">
+          <w:rFonts w:ascii="맑은 고딕" w:hAnsi="맑은 고딕" w:eastAsia="맑은 고딕"/>
+          <w:b w:val="0"/>
+          <w:sz w:val="21"/>
+        </w:rPr>
       </w:r>
     </w:p>
     <w:p>
       <w:pPr>
-        <w:spacing w:line="312" w:lineRule="auto" w:after="120"/>
+        <w:spacing w:line="324" w:lineRule="auto" w:after="120"/>
       </w:pPr>
       <w:r>
         <w:rPr w:rFonts="맑은 고딕">
@@ -108,51 +61,516 @@
           <w:b w:val="0"/>
           <w:sz w:val="21"/>
         </w:rPr>
-        <w:t>1970년대 아메리칸 팝 음악씬을 호령했던 '록의 여왕' 린다 론스타트(Linda Ronstadt)의 여덟 번째 스튜디오 앨범 《Simple Dreams》는 그녀의 디스코그래피 중에서도 상업적 성공과 음악적 성취를 동시에 거머쥔 최고작으로 손꼽힙니다. 1977년 발매 당시, 대중음악사를 새로 쓰며 차트를 장기 집권하던 플리트우드 맥(Fleetwood Mac)의 명반 《Rumours》를 제치고 빌보드 200 차트 1위에 올랐으며, 론스타트라는 아티스트의 존재감을 솔로 여성 록 스타의 독보적인 위치로 끌어올린 역사적인 음반입니다.</w:t>
+        <w:t>1970년대 웨스트코스트 사운드의 찬란한 황금기 속에서, 린다 론스태트의 맑고도 폭발적인 음색은 대중음악의 지평을 가장 우아하게 물들였습니다. 1977년에 발표된 여덟 번째 정규작 《Simple Dreams》는 컨트리의 소박한 서정성과 록 음악의 거친 생명력을 완벽에 가깝게 직조해 낸 기념비적인 역작입니다. 거장의 숨결이 깃든 명곡들을 자신만의 숨결로 다시 숨 쉬게 만든 그녀의 독보적인 해석력은, 반세기가 지난 지금까지도 세월의 먼지를 털어내며 듣는 이의 심금을 울립니다.</w:t>
       </w:r>
     </w:p>
     <w:p>
       <w:pPr>
-        <w:spacing w:line="312" w:lineRule="auto" w:after="120"/>
+        <w:spacing w:line="324" w:lineRule="auto" w:before="200" w:after="80"/>
       </w:pPr>
+      <w:r>
+        <w:rPr w:rFonts="맑은 고딕">
+          <w:rFonts w:ascii="맑은 고딕" w:hAnsi="맑은 고딕" w:eastAsia="맑은 고딕"/>
+          <w:b/>
+          <w:color w:val="1E3A8A"/>
+          <w:sz w:val="24"/>
+        </w:rPr>
+        <w:t>1. 음반 데이터</w:t>
+      </w:r>
+    </w:p>
+    <w:p>
+      <w:pPr>
+        <w:spacing w:line="324" w:lineRule="auto" w:after="80"/>
+      </w:pPr>
+      <w:r>
+        <w:rPr w:rFonts="맑은 고딕">
+          <w:rFonts w:ascii="맑은 고딕" w:hAnsi="맑은 고딕" w:eastAsia="맑은 고딕"/>
+          <w:b w:val="0"/>
+          <w:color w:val="6B7280"/>
+          <w:sz w:val="21"/>
+        </w:rPr>
+        <w:t xml:space="preserve">· </w:t>
+      </w:r>
+      <w:r>
+        <w:rPr w:rFonts="맑은 고딕">
+          <w:rFonts w:ascii="맑은 고딕" w:hAnsi="맑은 고딕" w:eastAsia="맑은 고딕"/>
+          <w:b/>
+          <w:color w:val="1F2937"/>
+          <w:sz w:val="21"/>
+        </w:rPr>
+        <w:t xml:space="preserve">앨범명: </w:t>
+      </w:r>
       <w:r>
         <w:rPr w:rFonts="맑은 고딕">
           <w:rFonts w:ascii="맑은 고딕" w:hAnsi="맑은 고딕" w:eastAsia="맑은 고딕"/>
           <w:b w:val="0"/>
           <w:sz w:val="21"/>
         </w:rPr>
-        <w:t>이 앨범의 진정한 가치는 장르를 아우르는 선곡의 미학과 이를 완벽히 자신의 것으로 흡수하는 론스타트의 독보적인 가창력에 있습니다. 버디 홀리의 로큰롤 고전인 "It's So Easy"를 현대적이고 세련된 감각으로 탈바꿈시켰는가 하면, 싱어송라이터 워런 지번(Warren Zevon)의 페이소스 짙은 수록곡들을 통쾌한 록 트랙으로 승화시켰습니다. 심지어 롤링 스톤스의 거친 록 트랙 "Tumblin' Dice"마저 컨트리 록의 우아한 옷으로 갈아입히며 뛰어난 해석 능력을 입증해 냈습니다.</w:t>
+        <w:t>Simple Dreams</w:t>
       </w:r>
     </w:p>
     <w:p>
       <w:pPr>
-        <w:spacing w:line="312" w:lineRule="auto" w:after="120"/>
+        <w:spacing w:line="324" w:lineRule="auto" w:after="80"/>
       </w:pPr>
+      <w:r>
+        <w:rPr w:rFonts="맑은 고딕">
+          <w:rFonts w:ascii="맑은 고딕" w:hAnsi="맑은 고딕" w:eastAsia="맑은 고딕"/>
+          <w:b w:val="0"/>
+          <w:color w:val="6B7280"/>
+          <w:sz w:val="21"/>
+        </w:rPr>
+        <w:t xml:space="preserve">· </w:t>
+      </w:r>
+      <w:r>
+        <w:rPr w:rFonts="맑은 고딕">
+          <w:rFonts w:ascii="맑은 고딕" w:hAnsi="맑은 고딕" w:eastAsia="맑은 고딕"/>
+          <w:b/>
+          <w:color w:val="1F2937"/>
+          <w:sz w:val="21"/>
+        </w:rPr>
+        <w:t xml:space="preserve">아티스트: </w:t>
+      </w:r>
       <w:r>
         <w:rPr w:rFonts="맑은 고딕">
           <w:rFonts w:ascii="맑은 고딕" w:hAnsi="맑은 고딕" w:eastAsia="맑은 고딕"/>
           <w:b w:val="0"/>
           <w:sz w:val="21"/>
         </w:rPr>
-        <w:t>특히 불후의 명곡으로 남은 "Blue Bayou"는 론스타트 보컬의 정수를 보여주는 트랙입니다. 로이 오비슨의 원곡이 가진 아련함에 론스타트 특유의 웅장한 성량과 섬세한 감정 표현을 더해 한 폭의 수채화 같은 서정을 완성했습니다. 프로듀서 피터 애셔(Peter Asher)의 밀도 높은 사운드 메이킹과 론스타트의 호소력 짙은 음색이 이루는 조화는, LP 바이닐의 아날로그 질감을 통해 감상할 때 가장 극대화된 울림을 선사합니다.</w:t>
+        <w:t>Linda Ronstadt (린다 론스태트)</w:t>
       </w:r>
     </w:p>
     <w:p>
       <w:pPr>
-        <w:spacing w:line="312" w:lineRule="auto" w:after="120"/>
+        <w:spacing w:line="324" w:lineRule="auto" w:after="80"/>
       </w:pPr>
+      <w:r>
+        <w:rPr w:rFonts="맑은 고딕">
+          <w:rFonts w:ascii="맑은 고딕" w:hAnsi="맑은 고딕" w:eastAsia="맑은 고딕"/>
+          <w:b w:val="0"/>
+          <w:color w:val="6B7280"/>
+          <w:sz w:val="21"/>
+        </w:rPr>
+        <w:t xml:space="preserve">· </w:t>
+      </w:r>
+      <w:r>
+        <w:rPr w:rFonts="맑은 고딕">
+          <w:rFonts w:ascii="맑은 고딕" w:hAnsi="맑은 고딕" w:eastAsia="맑은 고딕"/>
+          <w:b/>
+          <w:color w:val="1F2937"/>
+          <w:sz w:val="21"/>
+        </w:rPr>
+        <w:t xml:space="preserve">발매 정보: </w:t>
+      </w:r>
       <w:r>
         <w:rPr w:rFonts="맑은 고딕">
           <w:rFonts w:ascii="맑은 고딕" w:hAnsi="맑은 고딕" w:eastAsia="맑은 고딕"/>
           <w:b w:val="0"/>
           <w:sz w:val="21"/>
         </w:rPr>
-        <w:t>《Simple Dreams》는 컨트리와 팝, 록의 경계를 매끄럽게 허물며 70년대 아메리칸 록의 골든 에이지를 대변하는 음반입니다. 세월이 흘러도 변치 않는 론스타트의 청량하면서도 힘 있는 목소리, 그리고 뛰어난 뮤지션들이 세션으로 참여해 완성한 정교한 연주는 오늘날 감상자들에게도 깊은 감동과 진한 음악적 여운을 전해줍니다.</w:t>
+        <w:t>1977년 9월 어사일럼 레코드(Asylum Records)를 통해 발매되었으며, 명 프로듀서 피터 애셔(Peter Asher)의 정교한 프로듀싱 아래 린다 론스태트의 음악적 정점이 고스란히 담긴 앨범입니다.</w:t>
+      </w:r>
+    </w:p>
+    <w:p>
+      <w:pPr>
+        <w:spacing w:line="324" w:lineRule="auto" w:after="80"/>
+      </w:pPr>
+      <w:r>
+        <w:rPr w:rFonts="맑은 고딕">
+          <w:rFonts w:ascii="맑은 고딕" w:hAnsi="맑은 고딕" w:eastAsia="맑은 고딕"/>
+          <w:b w:val="0"/>
+          <w:color w:val="6B7280"/>
+          <w:sz w:val="21"/>
+        </w:rPr>
+        <w:t xml:space="preserve">· </w:t>
+      </w:r>
+      <w:r>
+        <w:rPr w:rFonts="맑은 고딕">
+          <w:rFonts w:ascii="맑은 고딕" w:hAnsi="맑은 고딕" w:eastAsia="맑은 고딕"/>
+          <w:b/>
+          <w:color w:val="1F2937"/>
+          <w:sz w:val="21"/>
+        </w:rPr>
+        <w:t xml:space="preserve">LP 인기도(판매량): </w:t>
+      </w:r>
+      <w:r>
+        <w:rPr w:rFonts="맑은 고딕">
+          <w:rFonts w:ascii="맑은 고딕" w:hAnsi="맑은 고딕" w:eastAsia="맑은 고딕"/>
+          <w:b w:val="0"/>
+          <w:sz w:val="21"/>
+        </w:rPr>
+        <w:t>발매 직후 당시 29주 동안 차트 정상을 지키던 플리트우드 맥(Fleetwood Mac)의 《Rumours》를 제치고 빌보드 200 차트 1위에 올랐으며, 미국 내에서만 300만 장 이상의 판매고(트리플 플래티넘)를 기록하며 상업적으로 눈부신 성공을 거두었습니다.</w:t>
+      </w:r>
+    </w:p>
+    <w:p>
+      <w:pPr>
+        <w:spacing w:line="324" w:lineRule="auto" w:after="80"/>
+      </w:pPr>
+      <w:r>
+        <w:rPr w:rFonts="맑은 고딕">
+          <w:rFonts w:ascii="맑은 고딕" w:hAnsi="맑은 고딕" w:eastAsia="맑은 고딕"/>
+          <w:b w:val="0"/>
+          <w:color w:val="6B7280"/>
+          <w:sz w:val="21"/>
+        </w:rPr>
+        <w:t xml:space="preserve">· </w:t>
+      </w:r>
+      <w:r>
+        <w:rPr w:rFonts="맑은 고딕">
+          <w:rFonts w:ascii="맑은 고딕" w:hAnsi="맑은 고딕" w:eastAsia="맑은 고딕"/>
+          <w:b/>
+          <w:color w:val="1F2937"/>
+          <w:sz w:val="21"/>
+        </w:rPr>
+        <w:t xml:space="preserve">각종 수상경력: </w:t>
+      </w:r>
+      <w:r>
+        <w:rPr w:rFonts="맑은 고딕">
+          <w:rFonts w:ascii="맑은 고딕" w:hAnsi="맑은 고딕" w:eastAsia="맑은 고딕"/>
+          <w:b w:val="0"/>
+          <w:sz w:val="21"/>
+        </w:rPr>
+        <w:t>제20회 그래미 어워드에서 존 코시(John Kosh)가 디자인한 수려한 커버 아트로 '최우수 레코드 패키지(Best Recording Package)' 상을 수상하였으며, 수록곡 "Blue Bayou"를 통해 '올해의 레코드' 및 '최우수 여성 팝 보컬' 부문 후보에 오르며 음악적 권위를 입증받았습니다.</w:t>
+      </w:r>
+    </w:p>
+    <w:p>
+      <w:pPr>
+        <w:spacing w:line="324" w:lineRule="auto" w:before="200" w:after="80"/>
+      </w:pPr>
+      <w:r>
+        <w:rPr w:rFonts="맑은 고딕">
+          <w:rFonts w:ascii="맑은 고딕" w:hAnsi="맑은 고딕" w:eastAsia="맑은 고딕"/>
+          <w:b/>
+          <w:color w:val="1E3A8A"/>
+          <w:sz w:val="24"/>
+        </w:rPr>
+        <w:t>2. 아티스트 정보</w:t>
+      </w:r>
+    </w:p>
+    <w:p>
+      <w:pPr>
+        <w:spacing w:line="324" w:lineRule="auto" w:after="80"/>
+      </w:pPr>
+      <w:r>
+        <w:rPr w:rFonts="맑은 고딕">
+          <w:rFonts w:ascii="맑은 고딕" w:hAnsi="맑은 고딕" w:eastAsia="맑은 고딕"/>
+          <w:b w:val="0"/>
+          <w:color w:val="6B7280"/>
+          <w:sz w:val="21"/>
+        </w:rPr>
+        <w:t xml:space="preserve">· </w:t>
+      </w:r>
+      <w:r>
+        <w:rPr w:rFonts="맑은 고딕">
+          <w:rFonts w:ascii="맑은 고딕" w:hAnsi="맑은 고딕" w:eastAsia="맑은 고딕"/>
+          <w:b/>
+          <w:color w:val="1F2937"/>
+          <w:sz w:val="21"/>
+        </w:rPr>
+        <w:t xml:space="preserve">국적: </w:t>
+      </w:r>
+      <w:r>
+        <w:rPr w:rFonts="맑은 고딕">
+          <w:rFonts w:ascii="맑은 고딕" w:hAnsi="맑은 고딕" w:eastAsia="맑은 고딕"/>
+          <w:b w:val="0"/>
+          <w:sz w:val="21"/>
+        </w:rPr>
+        <w:t>미국</w:t>
+      </w:r>
+    </w:p>
+    <w:p>
+      <w:pPr>
+        <w:spacing w:line="324" w:lineRule="auto" w:after="80"/>
+      </w:pPr>
+      <w:r>
+        <w:rPr w:rFonts="맑은 고딕">
+          <w:rFonts w:ascii="맑은 고딕" w:hAnsi="맑은 고딕" w:eastAsia="맑은 고딕"/>
+          <w:b w:val="0"/>
+          <w:color w:val="6B7280"/>
+          <w:sz w:val="21"/>
+        </w:rPr>
+        <w:t xml:space="preserve">· </w:t>
+      </w:r>
+      <w:r>
+        <w:rPr w:rFonts="맑은 고딕">
+          <w:rFonts w:ascii="맑은 고딕" w:hAnsi="맑은 고딕" w:eastAsia="맑은 고딕"/>
+          <w:b/>
+          <w:color w:val="1F2937"/>
+          <w:sz w:val="21"/>
+        </w:rPr>
+        <w:t xml:space="preserve">생몰년도: </w:t>
+      </w:r>
+      <w:r>
+        <w:rPr w:rFonts="맑은 고딕">
+          <w:rFonts w:ascii="맑은 고딕" w:hAnsi="맑은 고딕" w:eastAsia="맑은 고딕"/>
+          <w:b w:val="0"/>
+          <w:sz w:val="21"/>
+        </w:rPr>
+        <w:t>1946년 7월 15일 ~ 현재</w:t>
+      </w:r>
+    </w:p>
+    <w:p>
+      <w:pPr>
+        <w:spacing w:line="324" w:lineRule="auto" w:after="80"/>
+      </w:pPr>
+      <w:r>
+        <w:rPr w:rFonts="맑은 고딕">
+          <w:rFonts w:ascii="맑은 고딕" w:hAnsi="맑은 고딕" w:eastAsia="맑은 고딕"/>
+          <w:b w:val="0"/>
+          <w:color w:val="6B7280"/>
+          <w:sz w:val="21"/>
+        </w:rPr>
+        <w:t xml:space="preserve">· </w:t>
+      </w:r>
+      <w:r>
+        <w:rPr w:rFonts="맑은 고딕">
+          <w:rFonts w:ascii="맑은 고딕" w:hAnsi="맑은 고딕" w:eastAsia="맑은 고딕"/>
+          <w:b/>
+          <w:color w:val="1F2937"/>
+          <w:sz w:val="21"/>
+        </w:rPr>
+        <w:t xml:space="preserve">그룹 소속: </w:t>
+      </w:r>
+      <w:r>
+        <w:rPr w:rFonts="맑은 고딕">
+          <w:rFonts w:ascii="맑은 고딕" w:hAnsi="맑은 고딕" w:eastAsia="맑은 고딕"/>
+          <w:b w:val="0"/>
+          <w:sz w:val="21"/>
+        </w:rPr>
+        <w:t>솔로 (스톤 포니스(The Stone Poneys) 활동 이후 솔로 전향)</w:t>
+      </w:r>
+    </w:p>
+    <w:p>
+      <w:pPr>
+        <w:spacing w:line="324" w:lineRule="auto" w:after="80"/>
+      </w:pPr>
+      <w:r>
+        <w:rPr w:rFonts="맑은 고딕">
+          <w:rFonts w:ascii="맑은 고딕" w:hAnsi="맑은 고딕" w:eastAsia="맑은 고딕"/>
+          <w:b w:val="0"/>
+          <w:color w:val="6B7280"/>
+          <w:sz w:val="21"/>
+        </w:rPr>
+        <w:t xml:space="preserve">· </w:t>
+      </w:r>
+      <w:r>
+        <w:rPr w:rFonts="맑은 고딕">
+          <w:rFonts w:ascii="맑은 고딕" w:hAnsi="맑은 고딕" w:eastAsia="맑은 고딕"/>
+          <w:b/>
+          <w:color w:val="1F2937"/>
+          <w:sz w:val="21"/>
+        </w:rPr>
+        <w:t xml:space="preserve">아티스트 소개: </w:t>
+      </w:r>
+      <w:r>
+        <w:rPr w:rFonts="맑은 고딕">
+          <w:rFonts w:ascii="맑은 고딕" w:hAnsi="맑은 고딕" w:eastAsia="맑은 고딕"/>
+          <w:b w:val="0"/>
+          <w:sz w:val="21"/>
+        </w:rPr>
+        <w:t>린다 론스태트는 포크, 컨트리, 록, 라틴, 스탠더드 팝에 이르기까지 장르의 경계를 유려하게 넘나든 20세기 최고의 여성 보컬리스트이자 '최초의 여성 아레나 록 스타'입니다. 압도적인 성량과 폐부를 찌르는 섬세한 감정 표현력으로 팝 음악사에 불멸의 발자취를 남기며 2014년 로큰롤 명예의 전당에 헌액되었습니다.</w:t>
+      </w:r>
+    </w:p>
+    <w:p>
+      <w:pPr>
+        <w:spacing w:line="324" w:lineRule="auto" w:before="200" w:after="80"/>
+      </w:pPr>
+      <w:r>
+        <w:rPr w:rFonts="맑은 고딕">
+          <w:rFonts w:ascii="맑은 고딕" w:hAnsi="맑은 고딕" w:eastAsia="맑은 고딕"/>
+          <w:b/>
+          <w:color w:val="1E3A8A"/>
+          <w:sz w:val="24"/>
+        </w:rPr>
+        <w:t>3. 음반 상세 분석</w:t>
+      </w:r>
+    </w:p>
+    <w:p>
+      <w:pPr>
+        <w:spacing w:line="324" w:lineRule="auto" w:after="80"/>
+      </w:pPr>
+      <w:r>
+        <w:rPr w:rFonts="맑은 고딕">
+          <w:rFonts w:ascii="맑은 고딕" w:hAnsi="맑은 고딕" w:eastAsia="맑은 고딕"/>
+          <w:b w:val="0"/>
+          <w:color w:val="6B7280"/>
+          <w:sz w:val="21"/>
+        </w:rPr>
+        <w:t xml:space="preserve">· </w:t>
+      </w:r>
+      <w:r>
+        <w:rPr w:rFonts="맑은 고딕">
+          <w:rFonts w:ascii="맑은 고딕" w:hAnsi="맑은 고딕" w:eastAsia="맑은 고딕"/>
+          <w:b/>
+          <w:color w:val="1F2937"/>
+          <w:sz w:val="21"/>
+        </w:rPr>
+        <w:t xml:space="preserve">역사적 위치: </w:t>
+      </w:r>
+      <w:r>
+        <w:rPr w:rFonts="맑은 고딕">
+          <w:rFonts w:ascii="맑은 고딕" w:hAnsi="맑은 고딕" w:eastAsia="맑은 고딕"/>
+          <w:b w:val="0"/>
+          <w:sz w:val="21"/>
+        </w:rPr>
+        <w:t>본 작은 1970년대 남성 중심의 록 씬에서 여성 아티스트가 거둘 수 있는 예술적·상업적 성취의 최정점을 제시한 음반입니다. 버디 홀리, 로이 오비슨, 롤링 스톤스 등 전설들의 유산을 웨스트코스트 팝-록의 현대적 감각으로 완벽히 재해석해 냄으로써, '보컬리스트 중심의 앨범'이 도달할 수 있는 가장 높은 예술적 완성도를 보여주었습니다.</w:t>
+      </w:r>
+    </w:p>
+    <w:p>
+      <w:pPr>
+        <w:spacing w:line="324" w:lineRule="auto" w:after="80"/>
+      </w:pPr>
+      <w:r>
+        <w:rPr w:rFonts="맑은 고딕">
+          <w:rFonts w:ascii="맑은 고딕" w:hAnsi="맑은 고딕" w:eastAsia="맑은 고딕"/>
+          <w:b w:val="0"/>
+          <w:color w:val="6B7280"/>
+          <w:sz w:val="21"/>
+        </w:rPr>
+        <w:t xml:space="preserve">· </w:t>
+      </w:r>
+      <w:r>
+        <w:rPr w:rFonts="맑은 고딕">
+          <w:rFonts w:ascii="맑은 고딕" w:hAnsi="맑은 고딕" w:eastAsia="맑은 고딕"/>
+          <w:b/>
+          <w:color w:val="1F2937"/>
+          <w:sz w:val="21"/>
+        </w:rPr>
+        <w:t xml:space="preserve">시대의 흔적(스토리텔링): </w:t>
+      </w:r>
+      <w:r>
+        <w:rPr w:rFonts="맑은 고딕">
+          <w:rFonts w:ascii="맑은 고딕" w:hAnsi="맑은 고딕" w:eastAsia="맑은 고딕"/>
+          <w:b w:val="0"/>
+          <w:sz w:val="21"/>
+        </w:rPr>
+        <w:t>베트남 전쟁과 워터게이트 사건의 혼돈을 지나 평온과 위안을 갈망하던 1970년대 후반 미국 청춘들의 정서를 린다 론스태트의 낭만적이고도 솔직한 목소리가 어루만져 주었습니다. 캘리포니아의 눈부신 햇살과 쓸쓸한 황혼의 공기가 음반 전반에 녹아들어 있어, 당시 낭만주의 청년 문화를 가장 순수한 형태로 증언해 줍니다.</w:t>
+      </w:r>
+    </w:p>
+    <w:p>
+      <w:pPr>
+        <w:spacing w:line="324" w:lineRule="auto" w:before="200" w:after="80"/>
+      </w:pPr>
+      <w:r>
+        <w:rPr w:rFonts="맑은 고딕">
+          <w:rFonts w:ascii="맑은 고딕" w:hAnsi="맑은 고딕" w:eastAsia="맑은 고딕"/>
+          <w:b/>
+          <w:color w:val="1E3A8A"/>
+          <w:sz w:val="24"/>
+        </w:rPr>
+        <w:t>4. 주요 수록곡 및 감상 제언</w:t>
+      </w:r>
+    </w:p>
+    <w:p>
+      <w:pPr>
+        <w:spacing w:line="324" w:lineRule="auto" w:after="80"/>
+      </w:pPr>
+      <w:r>
+        <w:rPr w:rFonts="맑은 고딕">
+          <w:rFonts w:ascii="맑은 고딕" w:hAnsi="맑은 고딕" w:eastAsia="맑은 고딕"/>
+          <w:b w:val="0"/>
+          <w:color w:val="6B7280"/>
+          <w:sz w:val="21"/>
+        </w:rPr>
+        <w:t xml:space="preserve">· </w:t>
+      </w:r>
+      <w:r>
+        <w:rPr w:rFonts="맑은 고딕">
+          <w:rFonts w:ascii="맑은 고딕" w:hAnsi="맑은 고딕" w:eastAsia="맑은 고딕"/>
+          <w:b/>
+          <w:color w:val="1F2937"/>
+          <w:sz w:val="21"/>
+        </w:rPr>
+        <w:t xml:space="preserve">주요 수록곡 특징: </w:t>
+      </w:r>
+      <w:r>
+        <w:rPr w:rFonts="맑은 고딕">
+          <w:rFonts w:ascii="맑은 고딕" w:hAnsi="맑은 고딕" w:eastAsia="맑은 고딕"/>
+          <w:b w:val="0"/>
+          <w:sz w:val="21"/>
+        </w:rPr>
+        <w:t>로이 오비슨의 원곡을 애절한 그리움과 압도적인 고음으로 승화시킨 불멸의 발라드 "Blue Bayou", 경쾌한 로큰롤 리듬 속에 린다의 당당한 매력이 빛나는 "It's So Easy", 워렌 지번의 자조적인 가사를 감각적인 록 넘버로 변모시킨 "Poor Poor Pitiful Me" 등 서정과 열정이 아름다운 대비를 이룹니다.</w:t>
+      </w:r>
+    </w:p>
+    <w:p>
+      <w:pPr>
+        <w:spacing w:line="324" w:lineRule="auto" w:after="80"/>
+      </w:pPr>
+      <w:r>
+        <w:rPr w:rFonts="맑은 고딕">
+          <w:rFonts w:ascii="맑은 고딕" w:hAnsi="맑은 고딕" w:eastAsia="맑은 고딕"/>
+          <w:b w:val="0"/>
+          <w:color w:val="6B7280"/>
+          <w:sz w:val="21"/>
+        </w:rPr>
+        <w:t xml:space="preserve">· </w:t>
+      </w:r>
+      <w:r>
+        <w:rPr w:rFonts="맑은 고딕">
+          <w:rFonts w:ascii="맑은 고딕" w:hAnsi="맑은 고딕" w:eastAsia="맑은 고딕"/>
+          <w:b/>
+          <w:color w:val="1F2937"/>
+          <w:sz w:val="21"/>
+        </w:rPr>
+        <w:t xml:space="preserve">빈티지 감상 제언: </w:t>
+      </w:r>
+      <w:r>
+        <w:rPr w:rFonts="맑은 고딕">
+          <w:rFonts w:ascii="맑은 고딕" w:hAnsi="맑은 고딕" w:eastAsia="맑은 고딕"/>
+          <w:b w:val="0"/>
+          <w:sz w:val="21"/>
+        </w:rPr>
+        <w:t>LP의 그루브를 타는 턴테이블의 바늘 끝에서 피어나는 어쿠스틱 기타의 잔향과 페달 스틸의 울림은 디지털 음원으로는 결코 흉내 낼 수 없는 깊이를 선사합니다. 진공관 앰프를 통해 울려 퍼질 때 "Blue Bayou"에서 그녀의 목소리가 지닌 따스한 온기와 배음의 풍성함이 배가되어 공간을 아늑하게 채웁니다.</w:t>
+      </w:r>
+    </w:p>
+    <w:p>
+      <w:pPr>
+        <w:spacing w:line="324" w:lineRule="auto" w:after="80"/>
+      </w:pPr>
+      <w:r>
+        <w:rPr w:rFonts="맑은 고딕">
+          <w:rFonts w:ascii="맑은 고딕" w:hAnsi="맑은 고딕" w:eastAsia="맑은 고딕"/>
+          <w:b w:val="0"/>
+          <w:color w:val="6B7280"/>
+          <w:sz w:val="21"/>
+        </w:rPr>
+        <w:t xml:space="preserve">· </w:t>
+      </w:r>
+      <w:r>
+        <w:rPr w:rFonts="맑은 고딕">
+          <w:rFonts w:ascii="맑은 고딕" w:hAnsi="맑은 고딕" w:eastAsia="맑은 고딕"/>
+          <w:b/>
+          <w:color w:val="1F2937"/>
+          <w:sz w:val="21"/>
+        </w:rPr>
+        <w:t xml:space="preserve">소장 가치: </w:t>
+      </w:r>
+      <w:r>
+        <w:rPr w:rFonts="맑은 고딕">
+          <w:rFonts w:ascii="맑은 고딕" w:hAnsi="맑은 고딕" w:eastAsia="맑은 고딕"/>
+          <w:b w:val="0"/>
+          <w:sz w:val="21"/>
+        </w:rPr>
+        <w:t>거울을 응시하는 린다 론스태트의 신비롭고 고혹적인 게이트폴드 커버 자체만으로도 미술품으로서의 가치를 지니며, 1970년대 아날로그 레코딩 기술의 정수를 품고 있어 LP 애호가라면 반드시 서가에 갖추어야 할 마스터피스입니다.</w:t>
+      </w:r>
+    </w:p>
+    <w:p>
+      <w:pPr>
+        <w:spacing w:line="324" w:lineRule="auto" w:after="120" w:before="160"/>
+      </w:pPr>
+      <w:r>
+        <w:rPr w:rFonts="맑은 고딕">
+          <w:rFonts w:ascii="맑은 고딕" w:hAnsi="맑은 고딕" w:eastAsia="맑은 고딕"/>
+          <w:b/>
+          <w:color w:val="4338CA"/>
+          <w:sz w:val="21"/>
+        </w:rPr>
+        <w:t>이 음반을 통해 아날로그의 따스한 숨결 속에서 린다 론스태트의 맑고 깊은 목소리가 전해주는 감동을 다시 한번 경험해 보시는 것은 어떨까요?</w:t>
       </w:r>
     </w:p>
     <w:sectPr>
       <w:pgSz w:w="12240" w:h="15840"/>
-      <w:pgMar w:top="1440" w:right="1440" w:bottom="1440" w:left="1440" w:header="720" w:footer="720" w:gutter="0"/>
+      <w:pgMar w:top="1152" w:right="1296" w:bottom="1152" w:left="1296" w:header="720" w:footer="720" w:gutter="0"/>
       <w:cols w:space="720"/>
       <w:docGrid w:linePitch="360"/>
     </w:sectPr>

--- a/word_reports/LP_0219_위치_227_Linda Ronstadt_Simple Dre.docx
+++ b/word_reports/LP_0219_위치_227_Linda Ronstadt_Simple Dre.docx
@@ -32,7 +32,7 @@
     </w:p>
     <w:p>
       <w:pPr>
-        <w:spacing w:line="324" w:lineRule="auto" w:before="80" w:after="160"/>
+        <w:spacing w:line="324" w:lineRule="auto" w:before="80" w:after="120"/>
       </w:pPr>
       <w:r>
         <w:rPr w:rFonts="맑은 고딕">
@@ -42,13 +42,6 @@
           <w:sz w:val="22"/>
         </w:rPr>
         <w:t xml:space="preserve">[음반 소개] </w:t>
-      </w:r>
-      <w:r>
-        <w:rPr w:rFonts="맑은 고딕">
-          <w:rFonts w:ascii="맑은 고딕" w:hAnsi="맑은 고딕" w:eastAsia="맑은 고딕"/>
-          <w:b w:val="0"/>
-          <w:sz w:val="21"/>
-        </w:rPr>
       </w:r>
     </w:p>
     <w:p>
@@ -61,7 +54,33 @@
           <w:b w:val="0"/>
           <w:sz w:val="21"/>
         </w:rPr>
-        <w:t>1970년대 웨스트코스트 사운드의 찬란한 황금기 속에서, 린다 론스태트의 맑고도 폭발적인 음색은 대중음악의 지평을 가장 우아하게 물들였습니다. 1977년에 발표된 여덟 번째 정규작 《Simple Dreams》는 컨트리의 소박한 서정성과 록 음악의 거친 생명력을 완벽에 가깝게 직조해 낸 기념비적인 역작입니다. 거장의 숨결이 깃든 명곡들을 자신만의 숨결로 다시 숨 쉬게 만든 그녀의 독보적인 해석력은, 반세기가 지난 지금까지도 세월의 먼지를 털어내며 듣는 이의 심금을 울립니다.</w:t>
+        <w:t>1970년대 후반의 캘리포니아 사운드는 눈부신 태양의 온기와 사막의 쓸쓸한 바람이 교차하는 지점에서 가장 찬란하게 꽃을 피웠습니다. 그 중심에서 시대를 호흡하며 대중음악사의 흐름을 우아하게 재편한 주인공이 바로 린다 론스태트였습니다. 1977년 세상에 첫선을 보인 본작 [Simple Dreams]는 그녀의 음악적 정점이자, 당시 남성 뮤지션들이 주도하던 록 씬의 패러다임을 단숨에 뒤흔든 기념비적인 걸작입니다. 피터 애셔(Peter Asher)의 정교하면서도 온기 넘치는 프로듀싱과 당대 최고의 세션 연주자들이 빚어낸 사운드스케이프 위에서, 론스태트의 독보적인 목소리는 한층 더 깊어진 성숙과 자유를 획득하며 아날로그 레코딩의 찬란한 금자탑을 쌓아 올렸습니다.</w:t>
+      </w:r>
+    </w:p>
+    <w:p>
+      <w:pPr>
+        <w:spacing w:line="324" w:lineRule="auto" w:after="120"/>
+      </w:pPr>
+      <w:r>
+        <w:rPr w:rFonts="맑은 고딕">
+          <w:rFonts w:ascii="맑은 고딕" w:hAnsi="맑은 고딕" w:eastAsia="맑은 고딕"/>
+          <w:b w:val="0"/>
+          <w:sz w:val="21"/>
+        </w:rPr>
+        <w:t>이 음반은 단순한 히트 팝 앨범의 궤적을 훌쩍 뛰어넘습니다. 론스태트는 버디 홀리의 로큰롤부터 로이 오비슨의 처연한 발라드, 롤링 스톤스의 거친 리듬 앤 블루스, 그리고 전통 포크와 컨트리에 이르기까지 미국 대중음악의 다채로운 유산을 거침없이 가로지릅니다. 서로 다른 결을 지닌 이 곡들은 그녀의 드라마틱한 가창력과 유려한 완급 조절을 거치며 마침내 '린다 론스태트'라는 하나의 완결된 예술적 서사로 재탄생합니다. 기교를 과시하기보다는 노랫말 이면에 숨겨진 인간 본연의 고독과 낭만을 정직하게 길어 올리는 그녀의 보컬 철학은, 화려한 스펙터클에 가려지기 쉬운 대중음악에 순수한 영혼의 숨결을 불어넣었습니다.</w:t>
+      </w:r>
+    </w:p>
+    <w:p>
+      <w:pPr>
+        <w:spacing w:line="324" w:lineRule="auto" w:after="120"/>
+      </w:pPr>
+      <w:r>
+        <w:rPr w:rFonts="맑은 고딕">
+          <w:rFonts w:ascii="맑은 고딕" w:hAnsi="맑은 고딕" w:eastAsia="맑은 고딕"/>
+          <w:b w:val="0"/>
+          <w:sz w:val="21"/>
+        </w:rPr>
+        <w:t>세월이 흘러 디지털 음원이 범람하는 오늘날에도 [Simple Dreams]의 블랙 바이닐이 회전할 때 번져 나오는 감흥은 여전히 각별합니다. 턴테이블의 바늘이 소리골을 긁으며 빚어내는 어쿠스틱 기타의 청아한 울림과 베이스의 묵직한 잔향, 그리고 공기를 가르는 론스태트의 웅장하면서도 서정적인 음색은 지나간 황금시대의 노스탤지어를 아련하게 환기합니다. 그것은 기술의 진보로는 결코 대체할 수 없는, 사람의 체온과 진정성이 오롯이 각인된 아날로그 예술만의 고결한 축복이라 할 것입니다.</w:t>
       </w:r>
     </w:p>
     <w:p>
@@ -168,7 +187,7 @@
           <w:b w:val="0"/>
           <w:sz w:val="21"/>
         </w:rPr>
-        <w:t>1977년 9월 어사일럼 레코드(Asylum Records)를 통해 발매되었으며, 명 프로듀서 피터 애셔(Peter Asher)의 정교한 프로듀싱 아래 린다 론스태트의 음악적 정점이 고스란히 담긴 앨범입니다.</w:t>
+        <w:t>1977년 9월 어사이럼 레코드(Asylum Records)를 통해 발매된 린다 론스태트의 통산 여덟 번째 스튜디오 앨범으로, 포크 록과 컨트리, 클래식 로큰롤을 완벽한 조화로 엮어낸 웨스트코스트 사운드의 결정판입니다.</w:t>
       </w:r>
     </w:p>
     <w:p>
@@ -199,7 +218,7 @@
           <w:b w:val="0"/>
           <w:sz w:val="21"/>
         </w:rPr>
-        <w:t>발매 직후 당시 29주 동안 차트 정상을 지키던 플리트우드 맥(Fleetwood Mac)의 《Rumours》를 제치고 빌보드 200 차트 1위에 올랐으며, 미국 내에서만 300만 장 이상의 판매고(트리플 플래티넘)를 기록하며 상업적으로 눈부신 성공을 거두었습니다.</w:t>
+        <w:t>발매 직후 빌보드 200 앨범 차트에서 5주 연속 1위를 기록하였으며, 플리트우드 맥의 전설적인 앨범 [Rumours]를 정상에서 끌어내리며 미국 내에서만 300만 장 이상의 판매고(트리플 플래티넘)를 올렸습니다.</w:t>
       </w:r>
     </w:p>
     <w:p>
@@ -230,7 +249,7 @@
           <w:b w:val="0"/>
           <w:sz w:val="21"/>
         </w:rPr>
-        <w:t>제20회 그래미 어워드에서 존 코시(John Kosh)가 디자인한 수려한 커버 아트로 '최우수 레코드 패키지(Best Recording Package)' 상을 수상하였으며, 수록곡 "Blue Bayou"를 통해 '올해의 레코드' 및 '최우수 여성 팝 보컬' 부문 후보에 오르며 음악적 권위를 입증받았습니다.</w:t>
+        <w:t>그래미 어워드 ‘최우수 레코딩 패키지(Best Recording Package)’ 부문을 수상하였으며, 수록곡 "Blue Bayou"로 그래미 ‘올해의 레코드’와 ‘여성 팝 보컬’ 부문 후보에 오르는 등 비평과 흥행 양면에서 최정상의 평가를 받았습니다.</w:t>
       </w:r>
     </w:p>
     <w:p>
@@ -275,7 +294,7 @@
           <w:b w:val="0"/>
           <w:sz w:val="21"/>
         </w:rPr>
-        <w:t>미국</w:t>
+        <w:t>미국 (United States)</w:t>
       </w:r>
     </w:p>
     <w:p>
@@ -337,7 +356,7 @@
           <w:b w:val="0"/>
           <w:sz w:val="21"/>
         </w:rPr>
-        <w:t>솔로 (스톤 포니스(The Stone Poneys) 활동 이후 솔로 전향)</w:t>
+        <w:t>솔로 (초기 '더 스톤 포니스(The Stone Poneys)' 활동)</w:t>
       </w:r>
     </w:p>
     <w:p>
@@ -368,7 +387,7 @@
           <w:b w:val="0"/>
           <w:sz w:val="21"/>
         </w:rPr>
-        <w:t>린다 론스태트는 포크, 컨트리, 록, 라틴, 스탠더드 팝에 이르기까지 장르의 경계를 유려하게 넘나든 20세기 최고의 여성 보컬리스트이자 '최초의 여성 아레나 록 스타'입니다. 압도적인 성량과 폐부를 찌르는 섬세한 감정 표현력으로 팝 음악사에 불멸의 발자취를 남기며 2014년 로큰롤 명예의 전당에 헌액되었습니다.</w:t>
+        <w:t>린다 론스태트는 장르의 경계를 유연하게 넘나들며 포크 록, 컨트리, 라틴, 클래식 스탠더드 팝에 이르기까지 폭넓은 음악적 스펙트럼을 완벽하게 소화해 낸 20세기 최고의 여성 보컬리스트입니다. 폭발적인 성량과 서정적인 감수성을 겸비한 가창으로 여성 록스타의 위상을 확립하였으며, 2014년 로큰롤 명예의 전당에 헌액되었습니다.</w:t>
       </w:r>
     </w:p>
     <w:p>
@@ -413,7 +432,7 @@
           <w:b w:val="0"/>
           <w:sz w:val="21"/>
         </w:rPr>
-        <w:t>본 작은 1970년대 남성 중심의 록 씬에서 여성 아티스트가 거둘 수 있는 예술적·상업적 성취의 최정점을 제시한 음반입니다. 버디 홀리, 로이 오비슨, 롤링 스톤스 등 전설들의 유산을 웨스트코스트 팝-록의 현대적 감각으로 완벽히 재해석해 냄으로써, '보컬리스트 중심의 앨범'이 도달할 수 있는 가장 높은 예술적 완성도를 보여주었습니다.</w:t>
+        <w:t>1970년대 웨스트코스트 록과 팝 음악이 도달할 수 있었던 최상급의 앙상블을 기록한 명반입니다. 여성 아티스트 단독으로 스타디움 투어를 전석 매진시키던 전성기 린다 론스태트의 위상을 확고히 각인시켰으며, 장르 간의 융합을 우아하게 성취한 팝 음악사의 교과서적 작품으로 평가받습니다.</w:t>
       </w:r>
     </w:p>
     <w:p>
@@ -444,7 +463,7 @@
           <w:b w:val="0"/>
           <w:sz w:val="21"/>
         </w:rPr>
-        <w:t>베트남 전쟁과 워터게이트 사건의 혼돈을 지나 평온과 위안을 갈망하던 1970년대 후반 미국 청춘들의 정서를 린다 론스태트의 낭만적이고도 솔직한 목소리가 어루만져 주었습니다. 캘리포니아의 눈부신 햇살과 쓸쓸한 황혼의 공기가 음반 전반에 녹아들어 있어, 당시 낭만주의 청년 문화를 가장 순수한 형태로 증언해 줍니다.</w:t>
+        <w:t>1970년대 후반의 미국은 베트남 전쟁과 워터게이트 사건의 상흔을 지나 내면의 치유와 순수한 서정을 갈망하던 시기였습니다. 이 앨범의 맑고 따스한 멜로디는 고단한 현실 속 청춘들에게 한 줄기 청량한 휴식을 선사하였으며, 자유와 낭만을 꿈꾸던 당대 캘리포니아의 낭만적 공기를 완벽하게 포착하고 있습니다.</w:t>
       </w:r>
     </w:p>
     <w:p>
@@ -489,7 +508,99 @@
           <w:b w:val="0"/>
           <w:sz w:val="21"/>
         </w:rPr>
-        <w:t>로이 오비슨의 원곡을 애절한 그리움과 압도적인 고음으로 승화시킨 불멸의 발라드 "Blue Bayou", 경쾌한 로큰롤 리듬 속에 린다의 당당한 매력이 빛나는 "It's So Easy", 워렌 지번의 자조적인 가사를 감각적인 록 넘버로 변모시킨 "Poor Poor Pitiful Me" 등 서정과 열정이 아름다운 대비를 이룹니다.</w:t>
+      </w:r>
+    </w:p>
+    <w:p>
+      <w:pPr>
+        <w:spacing w:line="324" w:lineRule="auto" w:after="80"/>
+      </w:pPr>
+      <w:r>
+        <w:rPr w:rFonts="맑은 고딕">
+          <w:rFonts w:ascii="맑은 고딕" w:hAnsi="맑은 고딕" w:eastAsia="맑은 고딕"/>
+          <w:b w:val="0"/>
+          <w:color w:val="6B7280"/>
+          <w:sz w:val="21"/>
+        </w:rPr>
+        <w:t xml:space="preserve">· </w:t>
+      </w:r>
+      <w:r>
+        <w:rPr w:rFonts="맑은 고딕">
+          <w:rFonts w:ascii="맑은 고딕" w:hAnsi="맑은 고딕" w:eastAsia="맑은 고딕"/>
+          <w:b/>
+          <w:color w:val="1F2937"/>
+          <w:sz w:val="21"/>
+        </w:rPr>
+        <w:t xml:space="preserve">"Blue Bayou": </w:t>
+      </w:r>
+      <w:r>
+        <w:rPr w:rFonts="맑은 고딕">
+          <w:rFonts w:ascii="맑은 고딕" w:hAnsi="맑은 고딕" w:eastAsia="맑은 고딕"/>
+          <w:b w:val="0"/>
+          <w:sz w:val="21"/>
+        </w:rPr>
+        <w:t>로이 오비슨의 원곡을 재해석한 곡으로, 론스태트의 풍부한 중저음과 서서히 고조되는 폭발적인 고음, 신비로운 마림바 연주가 어우러져 깊은 향수와 서정을 자아내는 불멸의 명곡입니다.</w:t>
+      </w:r>
+    </w:p>
+    <w:p>
+      <w:pPr>
+        <w:spacing w:line="324" w:lineRule="auto" w:after="80"/>
+      </w:pPr>
+      <w:r>
+        <w:rPr w:rFonts="맑은 고딕">
+          <w:rFonts w:ascii="맑은 고딕" w:hAnsi="맑은 고딕" w:eastAsia="맑은 고딕"/>
+          <w:b w:val="0"/>
+          <w:color w:val="6B7280"/>
+          <w:sz w:val="21"/>
+        </w:rPr>
+        <w:t xml:space="preserve">· </w:t>
+      </w:r>
+      <w:r>
+        <w:rPr w:rFonts="맑은 고딕">
+          <w:rFonts w:ascii="맑은 고딕" w:hAnsi="맑은 고딕" w:eastAsia="맑은 고딕"/>
+          <w:b/>
+          <w:color w:val="1F2937"/>
+          <w:sz w:val="21"/>
+        </w:rPr>
+        <w:t xml:space="preserve">"It's So Easy": </w:t>
+      </w:r>
+      <w:r>
+        <w:rPr w:rFonts="맑은 고딕">
+          <w:rFonts w:ascii="맑은 고딕" w:hAnsi="맑은 고딕" w:eastAsia="맑은 고딕"/>
+          <w:b w:val="0"/>
+          <w:sz w:val="21"/>
+        </w:rPr>
+        <w:t>버디 홀리의 트랙을 경쾌한 록 비트로 재탄생시킨 넘버로, 탄탄한 드럼 비트와 생동감 넘치는 보컬 드라이브가 청자의 귀를 단숨에 사로잡습니다.</w:t>
+      </w:r>
+    </w:p>
+    <w:p>
+      <w:pPr>
+        <w:spacing w:line="324" w:lineRule="auto" w:after="80"/>
+      </w:pPr>
+      <w:r>
+        <w:rPr w:rFonts="맑은 고딕">
+          <w:rFonts w:ascii="맑은 고딕" w:hAnsi="맑은 고딕" w:eastAsia="맑은 고딕"/>
+          <w:b w:val="0"/>
+          <w:color w:val="6B7280"/>
+          <w:sz w:val="21"/>
+        </w:rPr>
+        <w:t xml:space="preserve">· </w:t>
+      </w:r>
+      <w:r>
+        <w:rPr w:rFonts="맑은 고딕">
+          <w:rFonts w:ascii="맑은 고딕" w:hAnsi="맑은 고딕" w:eastAsia="맑은 고딕"/>
+          <w:b/>
+          <w:color w:val="1F2937"/>
+          <w:sz w:val="21"/>
+        </w:rPr>
+        <w:t xml:space="preserve">"I Never Will Marry": </w:t>
+      </w:r>
+      <w:r>
+        <w:rPr w:rFonts="맑은 고딕">
+          <w:rFonts w:ascii="맑은 고딕" w:hAnsi="맑은 고딕" w:eastAsia="맑은 고딕"/>
+          <w:b w:val="0"/>
+          <w:sz w:val="21"/>
+        </w:rPr>
+        <w:t>돌리 파튼과의 아름다운 하모니가 돋보이는 전통 포크 넘버로, 절제된 어쿠스틱 악기 편곡 속에서 울려 퍼지는 고결한 슬픔이 진한 여운을 남깁니다.</w:t>
       </w:r>
     </w:p>
     <w:p>
@@ -520,7 +631,7 @@
           <w:b w:val="0"/>
           <w:sz w:val="21"/>
         </w:rPr>
-        <w:t>LP의 그루브를 타는 턴테이블의 바늘 끝에서 피어나는 어쿠스틱 기타의 잔향과 페달 스틸의 울림은 디지털 음원으로는 결코 흉내 낼 수 없는 깊이를 선사합니다. 진공관 앰프를 통해 울려 퍼질 때 "Blue Bayou"에서 그녀의 목소리가 지닌 따스한 온기와 배음의 풍성함이 배가되어 공간을 아늑하게 채웁니다.</w:t>
+        <w:t>본 음반은 진공관 앰프 특유의 두터운 질감과 따뜻한 배음 환경에서 비로소 진가를 드러냅니다. LP의 소리골을 통해 전달되는 어쿠스틱 기타의 현 울림과 린다 론스태트 육성의 미세한 떨림, 그리고 공간을 감싸는 리버브의 잔향을 턴테이블 특유의 아날로그 음향으로 만끽해 보시길 권합니다.</w:t>
       </w:r>
     </w:p>
     <w:p>
@@ -551,7 +662,7 @@
           <w:b w:val="0"/>
           <w:sz w:val="21"/>
         </w:rPr>
-        <w:t>거울을 응시하는 린다 론스태트의 신비롭고 고혹적인 게이트폴드 커버 자체만으로도 미술품으로서의 가치를 지니며, 1970년대 아날로그 레코딩 기술의 정수를 품고 있어 LP 애호가라면 반드시 서가에 갖추어야 할 마스터피스입니다.</w:t>
+        <w:t>존 코시(John Kosh)가 디자인한 고전적이고 기품 있는 앨범 커버 아트워크와, 70년대 아날로그 레코딩 기술의 정수가 담긴 오디오파일적 완성도만으로도 정통 LP 컬렉터라면 반드시 소장해야 할 필청반입니다.</w:t>
       </w:r>
     </w:p>
     <w:p>
@@ -565,7 +676,7 @@
           <w:color w:val="4338CA"/>
           <w:sz w:val="21"/>
         </w:rPr>
-        <w:t>이 음반을 통해 아날로그의 따스한 숨결 속에서 린다 론스태트의 맑고 깊은 목소리가 전해주는 감동을 다시 한번 경험해 보시는 것은 어떨까요?</w:t>
+        <w:t>이 음반을 통해 아날로그의 따스한 숨결 속에서 피어나는 린다 론스태트의 목소리가 전해주는 감동을 다시 한번 경험해 보시는 것은 어떨까요?</w:t>
       </w:r>
     </w:p>
     <w:sectPr>
